--- a/project/documents/reportletters/ffMiscItemsDue.docx
+++ b/project/documents/reportletters/ffMiscItemsDue.docx
@@ -3,273 +3,56 @@
 <w:document xmlns:wpc="http://schemas.microsoft.com/office/word/2010/wordprocessingCanvas" xmlns:cx="http://schemas.microsoft.com/office/drawing/2014/chartex" xmlns:cx1="http://schemas.microsoft.com/office/drawing/2015/9/8/chartex" xmlns:cx2="http://schemas.microsoft.com/office/drawing/2015/10/21/chartex" xmlns:cx3="http://schemas.microsoft.com/office/drawing/2016/5/9/chartex" xmlns:cx4="http://schemas.microsoft.com/office/drawing/2016/5/10/chartex" xmlns:cx5="http://schemas.microsoft.com/office/drawing/2016/5/11/chartex" xmlns:cx6="http://schemas.microsoft.com/office/drawing/2016/5/12/chartex" xmlns:cx7="http://schemas.microsoft.com/office/drawing/2016/5/13/chartex" xmlns:cx8="http://schemas.microsoft.com/office/drawing/2016/5/14/chartex" xmlns:mc="http://schemas.openxmlformats.org/markup-compatibility/2006" xmlns:aink="http://schemas.microsoft.com/office/drawing/2016/ink" xmlns:am3d="http://schemas.microsoft.com/office/drawing/2017/model3d" xmlns:o="urn:schemas-microsoft-com:office:office" xmlns:oel="http://schemas.microsoft.com/office/2019/extlst" xmlns:r="http://schemas.openxmlformats.org/officeDocument/2006/relationships" xmlns:m="http://schemas.openxmlformats.org/officeDocument/2006/math" xmlns:v="urn:schemas-microsoft-com:vml" xmlns:wp14="http://schemas.microsoft.com/office/word/2010/wordprocessingDrawing" xmlns:wp="http://schemas.openxmlformats.org/drawingml/2006/wordprocessingDrawing" xmlns:w10="urn:schemas-microsoft-com:office:word" xmlns:w="http://schemas.openxmlformats.org/wordprocessingml/2006/main" xmlns:w14="http://schemas.microsoft.com/office/word/2010/wordml" xmlns:w15="http://schemas.microsoft.com/office/word/2012/wordml" xmlns:w16cex="http://schemas.microsoft.com/office/word/2018/wordml/cex" xmlns:w16cid="http://schemas.microsoft.com/office/word/2016/wordml/cid" xmlns:w16="http://schemas.microsoft.com/office/word/2018/wordml" xmlns:w16sdtdh="http://schemas.microsoft.com/office/word/2020/wordml/sdtdatahash" xmlns:w16se="http://schemas.microsoft.com/office/word/2015/wordml/symex" xmlns:wpg="http://schemas.microsoft.com/office/word/2010/wordprocessingGroup" xmlns:wpi="http://schemas.microsoft.com/office/word/2010/wordprocessingInk" xmlns:wne="http://schemas.microsoft.com/office/word/2006/wordml" xmlns:wps="http://schemas.microsoft.com/office/word/2010/wordprocessingShape" mc:Ignorable="w14 w15 w16se w16cid w16 w16cex w16sdtdh wp14">
   <w:body>
     <w:p>
-      <w:pPr>
-        <w:tabs>
-          <w:tab w:val="right" w:pos="9360"/>
-        </w:tabs>
-        <w:spacing w:after="0" w:line="240" w:lineRule="auto"/>
-        <w:rPr>
-          <w:rFonts w:ascii="Times New Roman" w:hAnsi="Times New Roman"/>
-          <w:b/>
-          <w:bCs/>
-          <w:sz w:val="20"/>
-          <w:szCs w:val="20"/>
-        </w:rPr>
-      </w:pPr>
-    </w:p>
-    <w:p>
-      <w:pPr>
-        <w:tabs>
-          <w:tab w:val="right" w:pos="9360"/>
-        </w:tabs>
-        <w:spacing w:after="0" w:line="240" w:lineRule="auto"/>
-        <w:rPr>
-          <w:rFonts w:ascii="Times New Roman" w:hAnsi="Times New Roman"/>
-          <w:sz w:val="20"/>
-          <w:szCs w:val="20"/>
-        </w:rPr>
-      </w:pPr>
-      <w:r>
-        <w:rPr>
-          <w:rFonts w:ascii="Times New Roman" w:hAnsi="Times New Roman"/>
-          <w:b/>
-          <w:bCs/>
-          <w:sz w:val="20"/>
-          <w:szCs w:val="20"/>
-        </w:rPr>
-        <w:t>&lt;&lt;WAName&gt;&gt; &lt;&lt;WAPhone&gt;&gt;</w:t>
-      </w:r>
-    </w:p>
-    <w:p>
-      <w:pPr>
-        <w:tabs>
-          <w:tab w:val="right" w:pos="9360"/>
-        </w:tabs>
-        <w:spacing w:after="0" w:line="240" w:lineRule="auto"/>
-        <w:rPr>
-          <w:rFonts w:ascii="Times New Roman" w:hAnsi="Times New Roman"/>
-          <w:sz w:val="20"/>
-          <w:szCs w:val="20"/>
-        </w:rPr>
-      </w:pPr>
-      <w:r>
-        <w:rPr>
-          <w:rFonts w:ascii="Times New Roman" w:hAnsi="Times New Roman"/>
-          <w:b/>
-          <w:bCs/>
-          <w:sz w:val="20"/>
-          <w:szCs w:val="20"/>
-        </w:rPr>
-        <w:t>&lt;&lt;WAEmail&gt;&gt;</w:t>
-      </w:r>
-    </w:p>
-    <w:p>
-      <w:pPr>
-        <w:spacing w:after="0" w:line="240" w:lineRule="auto"/>
-        <w:rPr>
-          <w:rFonts w:ascii="Times New Roman" w:hAnsi="Times New Roman"/>
-          <w:b/>
-          <w:bCs/>
-          <w:sz w:val="24"/>
-        </w:rPr>
-      </w:pPr>
-    </w:p>
-    <w:p>
-      <w:pPr>
-        <w:spacing w:after="0" w:line="240" w:lineRule="auto"/>
-        <w:rPr>
-          <w:rFonts w:ascii="Times New Roman" w:hAnsi="Times New Roman"/>
-          <w:b/>
-          <w:bCs/>
-          <w:sz w:val="20"/>
-          <w:szCs w:val="20"/>
-        </w:rPr>
-      </w:pPr>
-      <w:r>
-        <w:rPr>
-          <w:rFonts w:ascii="Times New Roman" w:hAnsi="Times New Roman"/>
-          <w:b/>
-          <w:bCs/>
-          <w:sz w:val="20"/>
-          <w:szCs w:val="20"/>
-        </w:rPr>
-        <w:t>&lt;&lt;</w:t>
-      </w:r>
-      <w:r>
-        <w:rPr>
-          <w:rFonts w:ascii="Times New Roman" w:hAnsi="Times New Roman"/>
-          <w:b/>
-          <w:bCs/>
-          <w:sz w:val="20"/>
-          <w:szCs w:val="20"/>
-        </w:rPr>
-        <w:t>paraName&gt;&gt; &lt;&lt;</w:t>
-      </w:r>
-      <w:r>
-        <w:rPr>
-          <w:rFonts w:ascii="Times New Roman" w:hAnsi="Times New Roman"/>
-          <w:b/>
-          <w:bCs/>
-          <w:sz w:val="20"/>
-          <w:szCs w:val="20"/>
-        </w:rPr>
-        <w:t>paraPhone&gt;&gt;</w:t>
-      </w:r>
-    </w:p>
-    <w:p>
-      <w:pPr>
-        <w:spacing w:after="0" w:line="240" w:lineRule="auto"/>
-        <w:rPr>
-          <w:rFonts w:ascii="Times New Roman" w:hAnsi="Times New Roman"/>
-          <w:b/>
-          <w:bCs/>
-          <w:sz w:val="20"/>
-          <w:szCs w:val="20"/>
-        </w:rPr>
-      </w:pPr>
-      <w:r>
-        <w:rPr>
-          <w:rFonts w:ascii="Times New Roman" w:hAnsi="Times New Roman"/>
-          <w:b/>
-          <w:bCs/>
-          <w:sz w:val="20"/>
-          <w:szCs w:val="20"/>
-        </w:rPr>
-        <w:t>&lt;&lt;</w:t>
-      </w:r>
-      <w:r>
-        <w:rPr>
-          <w:rFonts w:ascii="Times New Roman" w:hAnsi="Times New Roman"/>
-          <w:b/>
-          <w:bCs/>
-          <w:sz w:val="20"/>
-          <w:szCs w:val="20"/>
-        </w:rPr>
-        <w:t>paraEmail&gt;&gt;</w:t>
-      </w:r>
-    </w:p>
-    <w:p>
-      <w:pPr>
-        <w:spacing w:after="0" w:line="240" w:lineRule="auto"/>
-        <w:rPr>
-          <w:rFonts w:ascii="Times New Roman" w:hAnsi="Times New Roman"/>
-          <w:b/>
-          <w:bCs/>
-          <w:sz w:val="24"/>
-        </w:rPr>
-      </w:pPr>
-    </w:p>
-    <w:p>
-      <w:pPr>
-        <w:spacing w:after="0" w:line="240" w:lineRule="auto"/>
-        <w:rPr>
-          <w:rFonts w:ascii="Times New Roman" w:hAnsi="Times New Roman"/>
-        </w:rPr>
-      </w:pPr>
-      <w:r>
-        <w:rPr>
-          <w:rFonts w:ascii="Times New Roman" w:hAnsi="Times New Roman"/>
-        </w:rPr>
-        <w:t>&lt;&lt;currentDate&gt;&gt;</w:t>
-      </w:r>
-    </w:p>
-    <w:p>
-      <w:pPr>
-        <w:spacing w:after="0" w:line="240" w:lineRule="auto"/>
-        <w:rPr>
-          <w:rFonts w:ascii="Times New Roman" w:hAnsi="Times New Roman"/>
-        </w:rPr>
-      </w:pPr>
-    </w:p>
-    <w:p>
-      <w:pPr>
-        <w:tabs>
-          <w:tab w:val="left" w:pos="-1440"/>
-        </w:tabs>
-        <w:spacing w:after="0" w:line="240" w:lineRule="auto"/>
-        <w:rPr>
-          <w:rFonts w:ascii="Times New Roman" w:hAnsi="Times New Roman"/>
-        </w:rPr>
-      </w:pPr>
-      <w:r>
-        <w:rPr>
-          <w:rFonts w:ascii="Times New Roman" w:hAnsi="Times New Roman"/>
-        </w:rPr>
-        <w:t>&lt;&lt;recipient&gt;&gt;</w:t>
-      </w:r>
-    </w:p>
-    <w:p>
-      <w:pPr>
-        <w:tabs>
-          <w:tab w:val="left" w:pos="-1440"/>
-        </w:tabs>
-        <w:spacing w:after="0" w:line="240" w:lineRule="auto"/>
-        <w:rPr>
-          <w:rFonts w:ascii="Times New Roman" w:hAnsi="Times New Roman"/>
-        </w:rPr>
-      </w:pPr>
-      <w:r>
-        <w:rPr>
-          <w:rFonts w:ascii="Times New Roman" w:hAnsi="Times New Roman"/>
-        </w:rPr>
-        <w:t>&lt;&lt;recipien</w:t>
-      </w:r>
-      <w:r>
-        <w:rPr>
-          <w:rFonts w:ascii="Times New Roman" w:hAnsi="Times New Roman"/>
-        </w:rPr>
-        <w:t>tTitle&gt;&gt;</w:t>
-      </w:r>
-    </w:p>
-    <w:p>
-      <w:pPr>
-        <w:tabs>
-          <w:tab w:val="left" w:pos="-1440"/>
-        </w:tabs>
-        <w:spacing w:after="0" w:line="240" w:lineRule="auto"/>
-        <w:rPr>
-          <w:rFonts w:ascii="Times New Roman" w:hAnsi="Times New Roman"/>
-        </w:rPr>
-      </w:pPr>
-      <w:r>
-        <w:rPr>
-          <w:rFonts w:ascii="Times New Roman" w:hAnsi="Times New Roman"/>
-        </w:rPr>
-        <w:t>&lt;&lt;orgName&gt;&gt;</w:t>
-      </w:r>
-    </w:p>
-    <w:p>
-      <w:pPr>
-        <w:tabs>
-          <w:tab w:val="right" w:pos="9360"/>
-        </w:tabs>
-        <w:spacing w:after="0" w:line="240" w:lineRule="auto"/>
-        <w:rPr>
-          <w:rFonts w:ascii="Times New Roman" w:hAnsi="Times New Roman"/>
-        </w:rPr>
-      </w:pPr>
-      <w:r>
-        <w:rPr>
-          <w:rFonts w:ascii="Times New Roman" w:hAnsi="Times New Roman"/>
-        </w:rPr>
-        <w:t>&lt;&lt;workAddr&gt;&gt;</w:t>
-      </w:r>
-    </w:p>
-    <w:p>
-      <w:pPr>
-        <w:tabs>
-          <w:tab w:val="right" w:pos="9360"/>
-        </w:tabs>
-        <w:spacing w:after="0" w:line="240" w:lineRule="auto"/>
-        <w:rPr>
-          <w:rFonts w:ascii="Times New Roman" w:hAnsi="Times New Roman"/>
-        </w:rPr>
-      </w:pPr>
-      <w:r>
-        <w:rPr>
-          <w:rFonts w:ascii="Times New Roman" w:hAnsi="Times New Roman"/>
-        </w:rPr>
-        <w:t>&lt;&lt;CSZ&gt;&gt;</w:t>
+      <w:r>
+        <w:t>Subject line: &lt;&lt;This.orgName&gt;&gt; &lt;&lt;This.clientRefNo&gt;&gt; / SLW Ref: &lt;&lt;This.matterNo&gt;&gt; / SLW Report out: &lt;&lt;activityname&gt;&gt;</w:t>
+      </w:r>
+    </w:p>
+    <w:p>
+      <w:pPr>
+        <w:pStyle w:val="NormalWeb"/>
+      </w:pPr>
+      <w:r>
+        <w:t>Body of email:</w:t>
+      </w:r>
+    </w:p>
+    <w:p>
+      <w:pPr>
+        <w:pStyle w:val="NormalWeb"/>
+      </w:pPr>
+      <w:r>
+        <w:t xml:space="preserve">SCHWEGMAN LUNDBERG &amp; WOESSNER, P.A. </w:t>
+      </w:r>
+    </w:p>
+    <w:p>
+      <w:pPr>
+        <w:spacing w:after="0" w:line="240" w:lineRule="auto"/>
+      </w:pPr>
+      <w:r>
+        <w:t>&lt;&lt;This.WAName&gt;&gt; &lt;&lt;This.WAPhone&gt;</w:t>
+      </w:r>
+      <w:proofErr w:type="gramStart"/>
+      <w:r>
+        <w:t>&gt;  &lt;&lt;This.WAEmail</w:t>
+      </w:r>
+      <w:proofErr w:type="gramEnd"/>
+      <w:r>
+        <w:t>&gt;&gt;</w:t>
+      </w:r>
+    </w:p>
+    <w:p>
+      <w:pPr>
+        <w:spacing w:after="0" w:line="240" w:lineRule="auto"/>
+      </w:pPr>
+      <w:r>
+        <w:t>&lt;&lt;This.paraName&gt;&gt; &lt;&lt;This.paraPhone&gt;</w:t>
+      </w:r>
+      <w:proofErr w:type="gramStart"/>
+      <w:r>
+        <w:t>&gt;  &lt;&lt;This.paraEmail</w:t>
+      </w:r>
+      <w:proofErr w:type="gramEnd"/>
+      <w:r>
+        <w:t>&gt;&gt;</w:t>
       </w:r>
     </w:p>
     <w:p>
@@ -427,16 +210,6 @@
     </w:p>
     <w:p>
       <w:pPr>
-        <w:spacing w:after="0" w:line="240" w:lineRule="auto"/>
-        <w:rPr>
-          <w:rFonts w:ascii="Times New Roman" w:hAnsi="Times New Roman"/>
-          <w:sz w:val="24"/>
-          <w:szCs w:val="24"/>
-        </w:rPr>
-      </w:pPr>
-    </w:p>
-    <w:p>
-      <w:pPr>
         <w:spacing w:after="0"/>
         <w:rPr>
           <w:rFonts w:ascii="Times New Roman" w:hAnsi="Times New Roman"/>
@@ -447,38 +220,12 @@
       <w:r>
         <w:rPr>
           <w:rFonts w:ascii="Times New Roman" w:hAnsi="Times New Roman"/>
-          <w:sz w:val="24"/>
-          <w:szCs w:val="24"/>
-        </w:rPr>
-        <w:t xml:space="preserve">Dear </w:t>
-      </w:r>
-      <w:r>
-        <w:rPr>
-          <w:rFonts w:ascii="Times New Roman" w:hAnsi="Times New Roman"/>
           <w:noProof/>
           <w:sz w:val="24"/>
           <w:szCs w:val="24"/>
         </w:rPr>
         <w:t>&lt;&lt;salutation&gt;&gt;</w:t>
       </w:r>
-      <w:r>
-        <w:rPr>
-          <w:rFonts w:ascii="Times New Roman" w:hAnsi="Times New Roman"/>
-          <w:sz w:val="24"/>
-          <w:szCs w:val="24"/>
-        </w:rPr>
-        <w:t>:</w:t>
-      </w:r>
-    </w:p>
-    <w:p>
-      <w:pPr>
-        <w:spacing w:after="0" w:line="240" w:lineRule="auto"/>
-        <w:rPr>
-          <w:rFonts w:ascii="Times New Roman" w:hAnsi="Times New Roman"/>
-          <w:sz w:val="24"/>
-          <w:szCs w:val="24"/>
-        </w:rPr>
-      </w:pPr>
     </w:p>
     <w:p>
       <w:pPr>
@@ -496,7 +243,25 @@
           <w:sz w:val="24"/>
           <w:szCs w:val="24"/>
         </w:rPr>
-        <w:t xml:space="preserve">The following represents new activity on the above mentioned matter. </w:t>
+        <w:t xml:space="preserve">The following represents new activity on the </w:t>
+      </w:r>
+      <w:proofErr w:type="gramStart"/>
+      <w:r>
+        <w:rPr>
+          <w:rFonts w:ascii="Times New Roman" w:hAnsi="Times New Roman"/>
+          <w:sz w:val="24"/>
+          <w:szCs w:val="24"/>
+        </w:rPr>
+        <w:t>above mentioned</w:t>
+      </w:r>
+      <w:proofErr w:type="gramEnd"/>
+      <w:r>
+        <w:rPr>
+          <w:rFonts w:ascii="Times New Roman" w:hAnsi="Times New Roman"/>
+          <w:sz w:val="24"/>
+          <w:szCs w:val="24"/>
+        </w:rPr>
+        <w:t xml:space="preserve"> matter. </w:t>
       </w:r>
     </w:p>
     <w:p>
@@ -764,13 +529,23 @@
           <w:szCs w:val="24"/>
         </w:rPr>
       </w:pPr>
-      <w:r>
-        <w:rPr>
-          <w:rFonts w:ascii="Times New Roman" w:hAnsi="Times New Roman"/>
-          <w:sz w:val="24"/>
-          <w:szCs w:val="24"/>
-        </w:rPr>
-        <w:t>In order to provide the associate sufficient time to prepare an adequate response, please provide us with your instructions regarding this matter by &lt;&lt;</w:t>
+      <w:proofErr w:type="gramStart"/>
+      <w:r>
+        <w:rPr>
+          <w:rFonts w:ascii="Times New Roman" w:hAnsi="Times New Roman"/>
+          <w:sz w:val="24"/>
+          <w:szCs w:val="24"/>
+        </w:rPr>
+        <w:t>In order to</w:t>
+      </w:r>
+      <w:proofErr w:type="gramEnd"/>
+      <w:r>
+        <w:rPr>
+          <w:rFonts w:ascii="Times New Roman" w:hAnsi="Times New Roman"/>
+          <w:sz w:val="24"/>
+          <w:szCs w:val="24"/>
+        </w:rPr>
+        <w:t xml:space="preserve"> provide the associate sufficient time to prepare an adequate response, please provide us with your instructions regarding this matter by &lt;&lt;</w:t>
       </w:r>
       <w:r>
         <w:rPr>
@@ -895,138 +670,6 @@
           <w:rFonts w:ascii="Times New Roman" w:hAnsi="Times New Roman"/>
           <w:sz w:val="24"/>
           <w:szCs w:val="24"/>
-        </w:rPr>
-      </w:pPr>
-    </w:p>
-    <w:p>
-      <w:pPr>
-        <w:spacing w:after="0" w:line="240" w:lineRule="auto"/>
-        <w:rPr>
-          <w:rFonts w:ascii="Times New Roman" w:hAnsi="Times New Roman"/>
-          <w:sz w:val="24"/>
-          <w:szCs w:val="24"/>
-        </w:rPr>
-      </w:pPr>
-      <w:r>
-        <w:rPr>
-          <w:rFonts w:ascii="Times New Roman" w:hAnsi="Times New Roman"/>
-          <w:sz w:val="24"/>
-          <w:szCs w:val="24"/>
-        </w:rPr>
-        <w:t>Reported By:</w:t>
-      </w:r>
-    </w:p>
-    <w:p>
-      <w:pPr>
-        <w:spacing w:after="0" w:line="240" w:lineRule="auto"/>
-        <w:rPr>
-          <w:rFonts w:ascii="Times New Roman" w:hAnsi="Times New Roman"/>
-          <w:sz w:val="24"/>
-          <w:szCs w:val="24"/>
-        </w:rPr>
-      </w:pPr>
-    </w:p>
-    <w:p>
-      <w:pPr>
-        <w:spacing w:after="0" w:line="240" w:lineRule="auto"/>
-        <w:rPr>
-          <w:rFonts w:ascii="Times New Roman" w:hAnsi="Times New Roman"/>
-          <w:sz w:val="24"/>
-          <w:szCs w:val="24"/>
-        </w:rPr>
-      </w:pPr>
-    </w:p>
-    <w:p>
-      <w:pPr>
-        <w:spacing w:after="0" w:line="240" w:lineRule="auto"/>
-        <w:ind w:firstLine="720"/>
-        <w:rPr>
-          <w:rFonts w:ascii="Times New Roman" w:hAnsi="Times New Roman"/>
-          <w:sz w:val="24"/>
-          <w:szCs w:val="24"/>
-        </w:rPr>
-      </w:pPr>
-    </w:p>
-    <w:p>
-      <w:pPr>
-        <w:spacing w:after="0" w:line="240" w:lineRule="auto"/>
-        <w:rPr>
-          <w:rFonts w:ascii="Times New Roman" w:hAnsi="Times New Roman"/>
-          <w:sz w:val="24"/>
-          <w:szCs w:val="24"/>
-        </w:rPr>
-      </w:pPr>
-      <w:r>
-        <w:rPr>
-          <w:rFonts w:ascii="Times New Roman" w:hAnsi="Times New Roman"/>
-          <w:color w:val="000000"/>
-          <w:sz w:val="24"/>
-        </w:rPr>
-        <w:t>&lt;&lt;cmgName&gt;&gt;</w:t>
-      </w:r>
-    </w:p>
-    <w:p>
-      <w:pPr>
-        <w:spacing w:after="0" w:line="240" w:lineRule="auto"/>
-        <w:rPr>
-          <w:rFonts w:ascii="Times New Roman" w:hAnsi="Times New Roman"/>
-          <w:sz w:val="24"/>
-          <w:szCs w:val="24"/>
-        </w:rPr>
-      </w:pPr>
-      <w:r>
-        <w:rPr>
-          <w:rFonts w:ascii="Times New Roman" w:hAnsi="Times New Roman"/>
-          <w:sz w:val="24"/>
-          <w:szCs w:val="24"/>
-        </w:rPr>
-        <w:t>Case Management Assistant,</w:t>
-      </w:r>
-      <w:r>
-        <w:rPr>
-          <w:rFonts w:ascii="Times New Roman" w:hAnsi="Times New Roman"/>
-          <w:sz w:val="24"/>
-          <w:szCs w:val="24"/>
-        </w:rPr>
-        <w:t xml:space="preserve"> International Department</w:t>
-      </w:r>
-    </w:p>
-    <w:p>
-      <w:pPr>
-        <w:spacing w:after="0" w:line="240" w:lineRule="auto"/>
-        <w:rPr>
-          <w:rFonts w:ascii="Times New Roman" w:hAnsi="Times New Roman"/>
-          <w:sz w:val="24"/>
-          <w:szCs w:val="24"/>
-        </w:rPr>
-      </w:pPr>
-    </w:p>
-    <w:p>
-      <w:pPr>
-        <w:tabs>
-          <w:tab w:val="right" w:pos="9360"/>
-        </w:tabs>
-        <w:spacing w:after="0" w:line="240" w:lineRule="auto"/>
-        <w:rPr>
-          <w:rFonts w:ascii="Times New Roman" w:hAnsi="Times New Roman"/>
-          <w:sz w:val="24"/>
-          <w:szCs w:val="24"/>
-        </w:rPr>
-      </w:pPr>
-      <w:r>
-        <w:rPr>
-          <w:rFonts w:ascii="Times New Roman" w:hAnsi="Times New Roman"/>
-          <w:sz w:val="24"/>
-          <w:szCs w:val="24"/>
-        </w:rPr>
-        <w:t>Attachment</w:t>
-      </w:r>
-    </w:p>
-    <w:p>
-      <w:pPr>
-        <w:spacing w:after="0" w:line="360" w:lineRule="auto"/>
-        <w:rPr>
-          <w:rFonts w:ascii="Times New Roman" w:hAnsi="Times New Roman"/>
         </w:rPr>
       </w:pPr>
     </w:p>
@@ -1452,7 +1095,6 @@
     <w:uiPriority w:val="99"/>
     <w:semiHidden/>
     <w:unhideWhenUsed/>
-    <w:qFormat/>
     <w:tblPr>
       <w:tblInd w:w="0" w:type="dxa"/>
       <w:tblCellMar>
@@ -1560,6 +1202,20 @@
       <w:rFonts w:ascii="Tahoma" w:hAnsi="Tahoma" w:cs="Tahoma"/>
       <w:sz w:val="16"/>
       <w:szCs w:val="16"/>
+    </w:rPr>
+  </w:style>
+  <w:style w:type="paragraph" w:styleId="NormalWeb">
+    <w:name w:val="Normal (Web)"/>
+    <w:basedOn w:val="Normal"/>
+    <w:uiPriority w:val="99"/>
+    <w:semiHidden/>
+    <w:unhideWhenUsed/>
+    <w:rsid w:val="00532D0F"/>
+    <w:pPr>
+      <w:spacing w:before="100" w:beforeAutospacing="1" w:after="100" w:afterAutospacing="1" w:line="240" w:lineRule="auto"/>
+    </w:pPr>
+    <w:rPr>
+      <w:rFonts w:cs="Calibri"/>
     </w:rPr>
   </w:style>
 </w:styles>
